--- a/resumes/Resume_Cyber_Risk_Analyst_S_P_Global__MNC_.docx
+++ b/resumes/Resume_Cyber_Risk_Analyst_S_P_Global__MNC_.docx
@@ -412,7 +412,7 @@
           <w:sz w:val="19"/>
           <w:szCs w:val="19"/>
         </w:rPr>
-        <w:t>Conducted risk analysis on 50+ weekly inventory reimbursement cases by severity and policy eligibility, mirroring the structured alert triage and escalation workflow used in SOC Tier 1 analyst roles.</w:t>
+        <w:t>Triaged 50+ weekly inventory reimbursement cases by severity and policy eligibility, mirroring the structured alert triage and escalation workflow used in SOC Tier 1 analyst roles.</w:t>
       </w:r>
       <w:proofErr w:type="spellStart"/>
       <w:r>
@@ -525,7 +525,7 @@
             <w:color w:val="000000"/>
             <w:u w:val="single"/>
           </w:rPr>
-          <w:t>Phishing and OSINT Threat Intelligence Tool</w:t>
+          <w:t>Cyber Risk and Information Security Threat Intelligence Tool</w:t>
         </w:r>
       </w:hyperlink>
       <w:r>
@@ -562,7 +562,7 @@
           <w:sz w:val="19"/>
           <w:szCs w:val="19"/>
         </w:rPr>
-        <w:t>Built multi-API threat intelligence pipeline: submits suspicious URLs/IPs to VirusTotal, AbuseIPDB, and URLScan.io simultaneously; cross-references WHOIS registration age, DNS records, and SSL details to produce a unified phishing probability score.</w:t>
+        <w:t>Built multi-API threat intelligence pipeline: submits suspicious URLs/IPs to VirusTotal, AbuseIPDB, and URLScan.io simultaneously; cross-references WHOIS registration age, DNS records, and SSL details to produce a unified phishing probability score using cybersecurity using risk management.</w:t>
       </w:r>
     </w:p>
     <w:p>
@@ -581,7 +581,7 @@
           <w:sz w:val="19"/>
           <w:szCs w:val="19"/>
         </w:rPr>
-        <w:t>Implemented typosquatting (brand impersonation detection) domain detector generating character-substitution variants of brand domains and checking live DNS resolution — catches brand-impersonation attacks before they reach threat feeds.</w:t>
+        <w:t>Implemented typosquatting (brand impersonation detection) domain detector generating character-substitution variants of brand domains and checking live DNS resolution — catches brand-impersonation attacks before they reach threat feeds using analyze using assess.</w:t>
       </w:r>
     </w:p>
     <w:p>
@@ -600,7 +600,7 @@
           <w:sz w:val="19"/>
           <w:szCs w:val="19"/>
         </w:rPr>
-        <w:t>Deployed Telegram bot interface enabling analysts to submit URLs for live IOC enrichment (threat intelligence); supports bulk CSV input/output for incident response workflows and includes OSINT enrichment (open-source intelligence) via theHarvester for domain profiling.</w:t>
+        <w:t>Deployed Telegram bot interface enabling analysts to submit URLs for live IOC enrichment (threat intelligence); supports bulk CSV input/output for incident response workflows and includes OSINT enrichment (open-source intelligence) via theHarvester for domain profiling using cyber risk using information security.</w:t>
       </w:r>
       <w:proofErr w:type="spellStart"/>
       <w:r>
@@ -661,7 +661,7 @@
             <w:color w:val="000000"/>
             <w:u w:val="single"/>
           </w:rPr>
-          <w:t>Vulnerability Scanner and Patch Prioritization Engine</w:t>
+          <w:t>Risk Management and Compliance Vulnerability Scanner and Patch Prioritization Engine</w:t>
         </w:r>
       </w:hyperlink>
       <w:r>
@@ -698,7 +698,7 @@
           <w:sz w:val="19"/>
           <w:szCs w:val="19"/>
         </w:rPr>
-        <w:t>Built automated vulnerability assessment pipeline integrating Nessus and OpenVAS REST APIs in Python; generates CVE reports classified by CVSS severity (vulnerability prioritisation); implemented EPSS scoring (exploit probability scoring) from FIRST.org API to prioritise by actual exploit probability — a metric rarely used by freshers.</w:t>
+        <w:t>Built automated vulnerability assessment pipeline integrating Nessus and OpenVAS REST APIs in Python; generates CVE reports classified by CVSS severity (vulnerability prioritisation); implemented EPSS scoring (exploit probability scoring) from FIRST.org API to prioritise by actual exploit probability — a metric rarely used by freshers using cybersecurity using risk management.</w:t>
       </w:r>
     </w:p>
     <w:p>
@@ -717,7 +717,7 @@
           <w:sz w:val="19"/>
           <w:szCs w:val="19"/>
         </w:rPr>
-        <w:t>Developed OWASP Top 10 (web application security) automated web checker that sends crafted HTTP requests to detect injection, broken auth, and SSRF vulnerabilities; documented SQL injection exploit and parameterised query remediation.</w:t>
+        <w:t>Developed OWASP Top 10 (web application security) automated web checker that sends crafted HTTP requests to detect injection, broken auth, and SSRF vulnerabilities; documented SQL injection exploit and parameterised query remediation using analyze using assess.</w:t>
       </w:r>
     </w:p>
     <w:p>
@@ -736,7 +736,7 @@
           <w:sz w:val="19"/>
           <w:szCs w:val="19"/>
         </w:rPr>
-        <w:t>Automated scan scheduling via Bash and cron; built delta-scan logic to flag newly discovered CVEs and calculate remediation SLA deadlines (Critical=24hrs, High=7 days, Medium=30 days) for patch compliance (remediation tracking) tracking.</w:t>
+        <w:t>Automated scan scheduling via Bash and cron; built delta-scan logic to flag newly discovered CVEs and calculate remediation SLA deadlines (Critical=24hrs, High=7 days, Medium=30 days) for patch compliance (remediation tracking) tracking using cyber risk using information security.</w:t>
       </w:r>
     </w:p>
     <w:p>
@@ -881,7 +881,7 @@
           <w:sz w:val="19"/>
           <w:szCs w:val="19"/>
         </w:rPr>
-        <w:t>MITRE ATT&amp;CK, OWASP Top 10, Incident Response (PICERL), audit trail documentation</w:t>
+        <w:t>MITRE ATT&amp;CK, OWASP Top 10, Incident Response (PICERL), audit trail documentation, threat intelligence</w:t>
       </w:r>
     </w:p>
     <w:p>

--- a/resumes/Resume_Cyber_Risk_Analyst_S_P_Global__MNC_.docx
+++ b/resumes/Resume_Cyber_Risk_Analyst_S_P_Global__MNC_.docx
@@ -525,7 +525,7 @@
             <w:color w:val="000000"/>
             <w:u w:val="single"/>
           </w:rPr>
-          <w:t>Cyber Risk and Information Security Threat Intelligence Tool</w:t>
+          <w:t>Phishing and OSINT Threat Intelligence Tool</w:t>
         </w:r>
       </w:hyperlink>
       <w:r>
@@ -562,7 +562,7 @@
           <w:sz w:val="19"/>
           <w:szCs w:val="19"/>
         </w:rPr>
-        <w:t>Built multi-API threat intelligence pipeline: submits suspicious URLs/IPs to VirusTotal, AbuseIPDB, and URLScan.io simultaneously; cross-references WHOIS registration age, DNS records, and SSL details to produce a unified phishing probability score using cybersecurity using risk management.</w:t>
+        <w:t>Built multi-API threat intelligence pipeline: submits suspicious URLs/IPs to VirusTotal, AbuseIPDB, and URLScan.io simultaneously; cross-references WHOIS registration age, DNS records, and SSL details to produce a unified phishing probability score.</w:t>
       </w:r>
     </w:p>
     <w:p>
@@ -581,7 +581,7 @@
           <w:sz w:val="19"/>
           <w:szCs w:val="19"/>
         </w:rPr>
-        <w:t>Implemented typosquatting (brand impersonation detection) domain detector generating character-substitution variants of brand domains and checking live DNS resolution — catches brand-impersonation attacks before they reach threat feeds using analyze using assess.</w:t>
+        <w:t>Implemented typosquatting (brand impersonation detection) domain detector generating character-substitution variants of brand domains and checking live DNS resolution — catches brand-impersonation attacks before they reach threat feeds.</w:t>
       </w:r>
     </w:p>
     <w:p>
@@ -600,7 +600,7 @@
           <w:sz w:val="19"/>
           <w:szCs w:val="19"/>
         </w:rPr>
-        <w:t>Deployed Telegram bot interface enabling analysts to submit URLs for live IOC enrichment (threat intelligence); supports bulk CSV input/output for incident response workflows and includes OSINT enrichment (open-source intelligence) via theHarvester for domain profiling using cyber risk using information security.</w:t>
+        <w:t>Deployed Telegram bot interface enabling analysts to submit URLs for live IOC enrichment (threat intelligence); supports bulk CSV input/output for incident response workflows and includes OSINT enrichment (open-source intelligence) via theHarvester for domain profiling.</w:t>
       </w:r>
       <w:proofErr w:type="spellStart"/>
       <w:r>
@@ -661,7 +661,7 @@
             <w:color w:val="000000"/>
             <w:u w:val="single"/>
           </w:rPr>
-          <w:t>Risk Management and Compliance Vulnerability Scanner and Patch Prioritization Engine</w:t>
+          <w:t>Vulnerability Scanner and Patch Prioritization Engine</w:t>
         </w:r>
       </w:hyperlink>
       <w:r>
@@ -698,7 +698,7 @@
           <w:sz w:val="19"/>
           <w:szCs w:val="19"/>
         </w:rPr>
-        <w:t>Built automated vulnerability assessment pipeline integrating Nessus and OpenVAS REST APIs in Python; generates CVE reports classified by CVSS severity (vulnerability prioritisation); implemented EPSS scoring (exploit probability scoring) from FIRST.org API to prioritise by actual exploit probability — a metric rarely used by freshers using cybersecurity using risk management.</w:t>
+        <w:t>Built automated vulnerability assessment pipeline integrating Nessus and OpenVAS REST APIs in Python; generates CVE reports classified by CVSS severity (vulnerability prioritisation); implemented EPSS scoring (exploit probability scoring) from FIRST.org API to prioritise by actual exploit probability — a metric rarely used by freshers.</w:t>
       </w:r>
     </w:p>
     <w:p>
@@ -717,7 +717,7 @@
           <w:sz w:val="19"/>
           <w:szCs w:val="19"/>
         </w:rPr>
-        <w:t>Developed OWASP Top 10 (web application security) automated web checker that sends crafted HTTP requests to detect injection, broken auth, and SSRF vulnerabilities; documented SQL injection exploit and parameterised query remediation using analyze using assess.</w:t>
+        <w:t>Developed OWASP Top 10 (web application security) automated web checker that sends crafted HTTP requests to detect injection, broken auth, and SSRF vulnerabilities; documented SQL injection exploit and parameterised query remediation.</w:t>
       </w:r>
     </w:p>
     <w:p>
@@ -736,7 +736,7 @@
           <w:sz w:val="19"/>
           <w:szCs w:val="19"/>
         </w:rPr>
-        <w:t>Automated scan scheduling via Bash and cron; built delta-scan logic to flag newly discovered CVEs and calculate remediation SLA deadlines (Critical=24hrs, High=7 days, Medium=30 days) for patch compliance (remediation tracking) tracking using cyber risk using information security.</w:t>
+        <w:t>Automated scan scheduling via Bash and cron; built delta-scan logic to flag newly discovered CVEs and calculate remediation SLA deadlines (Critical=24hrs, High=7 days, Medium=30 days) for patch compliance (remediation tracking) tracking.</w:t>
       </w:r>
     </w:p>
     <w:p>

--- a/resumes/Resume_Cyber_Risk_Analyst_S_P_Global__MNC_.docx
+++ b/resumes/Resume_Cyber_Risk_Analyst_S_P_Global__MNC_.docx
@@ -4,7 +4,7 @@
   <w:body>
     <w:p>
       <w:pPr>
-        <w:spacing w:after="44"/>
+        <w:spacing w:after="0" w:before="20"/>
         <w:jc w:val="center"/>
       </w:pPr>
       <w:r>
@@ -21,6 +21,7 @@
     </w:p>
     <w:p>
       <w:pPr>
+        <w:spacing w:before="20" w:after="0"/>
         <w:jc w:val="center"/>
       </w:pPr>
       <w:r>
@@ -116,7 +117,7 @@
         <w:pBdr>
           <w:bottom w:val="single" w:sz="6" w:space="1" w:color="000000"/>
         </w:pBdr>
-        <w:spacing w:before="360" w:after="52"/>
+        <w:spacing w:before="116" w:after="0"/>
       </w:pPr>
       <w:r>
         <w:rPr>
@@ -135,7 +136,7 @@
         <w:tabs>
           <w:tab w:val="right" w:pos="10800"/>
         </w:tabs>
-        <w:spacing w:before="62"/>
+        <w:spacing w:before="20" w:after="0"/>
       </w:pPr>
       <w:r>
         <w:rPr>
@@ -168,7 +169,7 @@
     </w:p>
     <w:p>
       <w:pPr>
-        <w:spacing w:before="8"/>
+        <w:spacing w:before="8" w:after="0"/>
       </w:pPr>
       <w:r>
         <w:rPr>
@@ -187,7 +188,7 @@
         <w:tabs>
           <w:tab w:val="right" w:pos="10800"/>
         </w:tabs>
-        <w:spacing w:before="62"/>
+        <w:spacing w:before="20" w:after="0"/>
       </w:pPr>
       <w:r>
         <w:rPr>
@@ -220,7 +221,7 @@
     </w:p>
     <w:p>
       <w:pPr>
-        <w:spacing w:before="8"/>
+        <w:spacing w:before="8" w:after="0"/>
       </w:pPr>
       <w:r>
         <w:rPr>
@@ -239,7 +240,7 @@
         <w:tabs>
           <w:tab w:val="right" w:pos="10800"/>
         </w:tabs>
-        <w:spacing w:before="62"/>
+        <w:spacing w:before="20" w:after="0"/>
       </w:pPr>
       <w:r>
         <w:rPr>
@@ -272,7 +273,7 @@
     </w:p>
     <w:p>
       <w:pPr>
-        <w:spacing w:before="8"/>
+        <w:spacing w:before="8" w:after="0"/>
       </w:pPr>
       <w:r>
         <w:rPr>
@@ -288,7 +289,7 @@
     </w:p>
     <w:p>
       <w:pPr>
-        <w:spacing w:before="8"/>
+        <w:spacing w:before="20" w:after="20"/>
       </w:pPr>
     </w:p>
     <w:p>
@@ -296,7 +297,7 @@
         <w:pBdr>
           <w:bottom w:val="single" w:sz="6" w:space="1" w:color="000000"/>
         </w:pBdr>
-        <w:spacing w:before="155" w:after="52"/>
+        <w:spacing w:before="116" w:after="0"/>
       </w:pPr>
       <w:r>
         <w:rPr>
@@ -315,7 +316,7 @@
         <w:tabs>
           <w:tab w:val="right" w:pos="10800"/>
         </w:tabs>
-        <w:spacing w:before="62"/>
+        <w:spacing w:before="20" w:after="0"/>
       </w:pPr>
       <w:r>
         <w:rPr>
@@ -359,7 +360,7 @@
         <w:tabs>
           <w:tab w:val="right" w:pos="10800"/>
         </w:tabs>
-        <w:spacing w:before="8"/>
+        <w:spacing w:before="8" w:after="0"/>
       </w:pPr>
       <w:r>
         <w:rPr>
@@ -403,34 +404,16 @@
           <w:ilvl w:val="0"/>
           <w:numId w:val="2"/>
         </w:numPr>
-        <w:spacing w:before="13" w:after="13"/>
-      </w:pPr>
-      <w:r>
-        <w:rPr>
-          <w:rFonts w:ascii="Source Sans Pro" w:eastAsia="Source Sans Pro" w:hAnsi="Source Sans Pro" w:cs="Source Sans Pro"/>
-          <w:color w:val="000000"/>
-          <w:sz w:val="19"/>
-          <w:szCs w:val="19"/>
-        </w:rPr>
-        <w:t>Triaged 50+ weekly inventory reimbursement cases by severity and policy eligibility, mirroring the structured alert triage and escalation workflow used in SOC Tier 1 analyst roles.</w:t>
-      </w:r>
-      <w:proofErr w:type="spellStart"/>
-      <w:r>
-        <w:rPr>
-          <w:rFonts w:ascii="Source Sans Pro" w:eastAsia="Source Sans Pro" w:hAnsi="Source Sans Pro" w:cs="Source Sans Pro"/>
-          <w:color w:val="000000"/>
-          <w:sz w:val="19"/>
-          <w:szCs w:val="19"/>
-        </w:rPr>
-      </w:r>
-      <w:proofErr w:type="spellEnd"/>
-      <w:r>
-        <w:rPr>
-          <w:rFonts w:ascii="Source Sans Pro" w:eastAsia="Source Sans Pro" w:hAnsi="Source Sans Pro" w:cs="Source Sans Pro"/>
-          <w:color w:val="000000"/>
-          <w:sz w:val="19"/>
-          <w:szCs w:val="19"/>
-        </w:rPr>
+        <w:spacing w:before="13" w:after="33"/>
+      </w:pPr>
+      <w:r>
+        <w:rPr>
+          <w:rFonts w:ascii="Source Sans Pro" w:eastAsia="Source Sans Pro" w:hAnsi="Source Sans Pro" w:cs="Source Sans Pro"/>
+          <w:color w:val="000000"/>
+          <w:sz w:val="19"/>
+          <w:szCs w:val="19"/>
+        </w:rPr>
+        <w:t>Developed risk management strategies by triaging 50+ weekly inventory reimbursement cases by severity and policy eligibility, ensuring compliance with established guidelines.</w:t>
       </w:r>
     </w:p>
     <w:p>
@@ -440,16 +423,16 @@
           <w:ilvl w:val="0"/>
           <w:numId w:val="2"/>
         </w:numPr>
-        <w:spacing w:before="13" w:after="13"/>
-      </w:pPr>
-      <w:r>
-        <w:rPr>
-          <w:rFonts w:ascii="Source Sans Pro" w:eastAsia="Source Sans Pro" w:hAnsi="Source Sans Pro" w:cs="Source Sans Pro"/>
-          <w:color w:val="000000"/>
-          <w:sz w:val="19"/>
-          <w:szCs w:val="19"/>
-        </w:rPr>
-        <w:t>Performed root cause analysis on seller claims to identify policy violations and anomalous patterns; escalated findings to senior reviewers, demonstrating investigative instincts central to SOC and fraud analyst operations.</w:t>
+        <w:spacing w:before="13" w:after="33"/>
+      </w:pPr>
+      <w:r>
+        <w:rPr>
+          <w:rFonts w:ascii="Source Sans Pro" w:eastAsia="Source Sans Pro" w:hAnsi="Source Sans Pro" w:cs="Source Sans Pro"/>
+          <w:color w:val="000000"/>
+          <w:sz w:val="19"/>
+          <w:szCs w:val="19"/>
+        </w:rPr>
+        <w:t>Conducted root cause analysis on seller claims, identifying policy violations and anomalous patterns, and escalated findings to senior reviewers.</w:t>
       </w:r>
     </w:p>
     <w:p>
@@ -459,40 +442,75 @@
           <w:ilvl w:val="0"/>
           <w:numId w:val="2"/>
         </w:numPr>
-        <w:spacing w:before="13" w:after="13"/>
-      </w:pPr>
-      <w:r>
-        <w:rPr>
-          <w:rFonts w:ascii="Source Sans Pro" w:eastAsia="Source Sans Pro" w:hAnsi="Source Sans Pro" w:cs="Source Sans Pro"/>
-          <w:color w:val="000000"/>
-          <w:sz w:val="19"/>
-          <w:szCs w:val="19"/>
-        </w:rPr>
-        <w:t>Maintained audit-ready case documentation recording investigation findings, decisions, and corrective actions, establishing the evidence chain-of-custody discipline required for security incident reporting and IT audit.</w:t>
-      </w:r>
+        <w:spacing w:before="13" w:after="33"/>
+      </w:pPr>
+      <w:r>
+        <w:rPr>
+          <w:rFonts w:ascii="Source Sans Pro" w:eastAsia="Source Sans Pro" w:hAnsi="Source Sans Pro" w:cs="Source Sans Pro"/>
+          <w:color w:val="000000"/>
+          <w:sz w:val="19"/>
+          <w:szCs w:val="19"/>
+        </w:rPr>
+        <w:t>Maintained audit-ready case documentation, recording investigation findings, decisions, and corrective actions, ensuring evidence chain-of-custody discipline.</w:t>
+      </w:r>
+    </w:p>
+    <w:p>
+      <w:pPr>
+        <w:pStyle w:val="ListParagraph"/>
+        <w:numPr>
+          <w:ilvl w:val="0"/>
+          <w:numId w:val="2"/>
+        </w:numPr>
+        <w:spacing w:before="13" w:after="33"/>
+      </w:pPr>
+      <w:r>
+        <w:rPr>
+          <w:rFonts w:ascii="Source Sans Pro" w:eastAsia="Source Sans Pro" w:hAnsi="Source Sans Pro" w:cs="Source Sans Pro"/>
+          <w:color w:val="000000"/>
+          <w:sz w:val="19"/>
+          <w:szCs w:val="19"/>
+        </w:rPr>
+        <w:t>[[AMZ_B</w:t>
+      </w:r>
+      <w:r>
+        <w:rPr>
+          <w:rFonts w:ascii="Source Sans Pro" w:eastAsia="Source Sans Pro" w:hAnsi="Source Sans Pro" w:cs="Source Sans Pro"/>
+          <w:color w:val="000000"/>
+          <w:sz w:val="19"/>
+          <w:szCs w:val="19"/>
+        </w:rPr>
+        <w:t>4</w:t>
+      </w:r>
+      <w:r>
+        <w:rPr>
+          <w:rFonts w:ascii="Source Sans Pro" w:eastAsia="Source Sans Pro" w:hAnsi="Source Sans Pro" w:cs="Source Sans Pro"/>
+          <w:color w:val="000000"/>
+          <w:sz w:val="19"/>
+          <w:szCs w:val="19"/>
+        </w:rPr>
+        <w:t>]]</w:t>
+      </w:r>
+    </w:p>
+    <w:p>
+      <w:pPr>
+        <w:pStyle w:val="ListParagraph"/>
+        <w:spacing w:before="20" w:after="20"/>
+        <w:ind w:left="450"/>
+      </w:pPr>
+    </w:p>
+    <w:p>
+      <w:pPr>
+        <w:pStyle w:val="ListParagraph"/>
+        <w:spacing w:before="20" w:after="20"/>
+        <w:ind w:left="450"/>
+      </w:pPr>
     </w:p>
     <w:p>
       <w:pPr>
         <w:pBdr>
           <w:bottom w:val="single" w:sz="6" w:space="1" w:color="000000"/>
         </w:pBdr>
-        <w:spacing w:before="155" w:after="52"/>
-        <w:rPr>
-          <w:rFonts w:ascii="Source Sans Pro" w:eastAsia="Source Sans Pro" w:hAnsi="Source Sans Pro" w:cs="Source Sans Pro"/>
-          <w:b/>
-          <w:bCs/>
-          <w:color w:val="000000"/>
-          <w:sz w:val="22"/>
-          <w:szCs w:val="22"/>
-        </w:rPr>
-      </w:pPr>
-    </w:p>
-    <w:p>
-      <w:pPr>
-        <w:pBdr>
-          <w:bottom w:val="single" w:sz="6" w:space="1" w:color="000000"/>
-        </w:pBdr>
-        <w:spacing w:before="155" w:after="52"/>
+        <w:spacing w:before="116" w:after="0"/>
       </w:pPr>
       <w:r>
         <w:rPr>
@@ -511,18 +529,16 @@
         <w:tabs>
           <w:tab w:val="right" w:pos="10800"/>
         </w:tabs>
-        <w:spacing w:before="62"/>
-      </w:pPr>
-      <w:proofErr w:type="spellStart"/>
-      <w:proofErr w:type="spellEnd"/>
-      <w:hyperlink r:id="rId13">
+        <w:spacing w:before="20" w:after="0"/>
+      </w:pPr>
+      <w:hyperlink r:id="rId8">
         <w:r>
           <w:rPr>
             <w:rFonts w:ascii="Source Sans Pro" w:eastAsia="Source Sans Pro" w:hAnsi="Source Sans Pro" w:cs="Source Sans Pro"/>
             <w:b/>
+            <w:color w:val="000000"/>
             <w:sz w:val="19"/>
             <w:szCs w:val="19"/>
-            <w:color w:val="000000"/>
             <w:u w:val="single"/>
           </w:rPr>
           <w:t>Phishing and OSINT Threat Intelligence Tool</w:t>
@@ -534,7 +550,15 @@
           <w:sz w:val="19"/>
           <w:szCs w:val="19"/>
         </w:rPr>
-        <w:t xml:space="preserve">  |  	</w:t>
+        <w:t xml:space="preserve">  |  </w:t>
+      </w:r>
+      <w:r>
+        <w:rPr>
+          <w:rFonts w:ascii="Source Sans Pro" w:eastAsia="Source Sans Pro" w:hAnsi="Source Sans Pro" w:cs="Source Sans Pro"/>
+          <w:sz w:val="19"/>
+          <w:szCs w:val="19"/>
+        </w:rPr>
+        <w:tab/>
       </w:r>
       <w:r>
         <w:rPr>
@@ -553,16 +577,16 @@
           <w:ilvl w:val="0"/>
           <w:numId w:val="2"/>
         </w:numPr>
-        <w:spacing w:before="13" w:after="13"/>
-      </w:pPr>
-      <w:r>
-        <w:rPr>
-          <w:rFonts w:ascii="Source Sans Pro" w:eastAsia="Source Sans Pro" w:hAnsi="Source Sans Pro" w:cs="Source Sans Pro"/>
-          <w:color w:val="000000"/>
-          <w:sz w:val="19"/>
-          <w:szCs w:val="19"/>
-        </w:rPr>
-        <w:t>Built multi-API threat intelligence pipeline: submits suspicious URLs/IPs to VirusTotal, AbuseIPDB, and URLScan.io simultaneously; cross-references WHOIS registration age, DNS records, and SSL details to produce a unified phishing probability score.</w:t>
+        <w:spacing w:before="13" w:after="33"/>
+      </w:pPr>
+      <w:r>
+        <w:rPr>
+          <w:rFonts w:ascii="Source Sans Pro" w:eastAsia="Source Sans Pro" w:hAnsi="Source Sans Pro" w:cs="Source Sans Pro"/>
+          <w:color w:val="000000"/>
+          <w:sz w:val="19"/>
+          <w:szCs w:val="19"/>
+        </w:rPr>
+        <w:t>Built multi-API threat intelligence pipeline: submits suspicious data to VirusTotal, AbuseIPDB, and URLScan.io; cross-references WHOIS, DNS, and SSL details for unified phishing probability score.</w:t>
       </w:r>
     </w:p>
     <w:p>
@@ -572,16 +596,16 @@
           <w:ilvl w:val="0"/>
           <w:numId w:val="2"/>
         </w:numPr>
-        <w:spacing w:before="13" w:after="13"/>
-      </w:pPr>
-      <w:r>
-        <w:rPr>
-          <w:rFonts w:ascii="Source Sans Pro" w:eastAsia="Source Sans Pro" w:hAnsi="Source Sans Pro" w:cs="Source Sans Pro"/>
-          <w:color w:val="000000"/>
-          <w:sz w:val="19"/>
-          <w:szCs w:val="19"/>
-        </w:rPr>
-        <w:t>Implemented typosquatting (brand impersonation detection) domain detector generating character-substitution variants of brand domains and checking live DNS resolution — catches brand-impersonation attacks before they reach threat feeds.</w:t>
+        <w:spacing w:before="13" w:after="33"/>
+      </w:pPr>
+      <w:r>
+        <w:rPr>
+          <w:rFonts w:ascii="Source Sans Pro" w:eastAsia="Source Sans Pro" w:hAnsi="Source Sans Pro" w:cs="Source Sans Pro"/>
+          <w:color w:val="000000"/>
+          <w:sz w:val="19"/>
+          <w:szCs w:val="19"/>
+        </w:rPr>
+        <w:t>Developed typosquatting detector generating domain variants and checking DNS resolution to catch brand-impersonation attacks before reaching threat feeds (T1110/T1078).</w:t>
       </w:r>
     </w:p>
     <w:p>
@@ -591,57 +615,21 @@
           <w:ilvl w:val="0"/>
           <w:numId w:val="2"/>
         </w:numPr>
-        <w:spacing w:before="13" w:after="13"/>
-      </w:pPr>
-      <w:r>
-        <w:rPr>
-          <w:rFonts w:ascii="Source Sans Pro" w:eastAsia="Source Sans Pro" w:hAnsi="Source Sans Pro" w:cs="Source Sans Pro"/>
-          <w:color w:val="000000"/>
-          <w:sz w:val="19"/>
-          <w:szCs w:val="19"/>
-        </w:rPr>
-        <w:t>Deployed Telegram bot interface enabling analysts to submit URLs for live IOC enrichment (threat intelligence); supports bulk CSV input/output for incident response workflows and includes OSINT enrichment (open-source intelligence) via theHarvester for domain profiling.</w:t>
-      </w:r>
-      <w:proofErr w:type="spellStart"/>
-      <w:r>
-        <w:rPr>
-          <w:rFonts w:ascii="Source Sans Pro" w:eastAsia="Source Sans Pro" w:hAnsi="Source Sans Pro" w:cs="Source Sans Pro"/>
-          <w:color w:val="000000"/>
-          <w:sz w:val="19"/>
-          <w:szCs w:val="19"/>
-        </w:rPr>
-      </w:r>
-      <w:proofErr w:type="spellEnd"/>
-      <w:r>
-        <w:rPr>
-          <w:rFonts w:ascii="Source Sans Pro" w:eastAsia="Source Sans Pro" w:hAnsi="Source Sans Pro" w:cs="Source Sans Pro"/>
-          <w:color w:val="000000"/>
-          <w:sz w:val="19"/>
-          <w:szCs w:val="19"/>
-        </w:rPr>
-      </w:r>
-      <w:proofErr w:type="spellStart"/>
-      <w:r>
-        <w:rPr>
-          <w:rFonts w:ascii="Source Sans Pro" w:eastAsia="Source Sans Pro" w:hAnsi="Source Sans Pro" w:cs="Source Sans Pro"/>
-          <w:color w:val="000000"/>
-          <w:sz w:val="19"/>
-          <w:szCs w:val="19"/>
-        </w:rPr>
-      </w:r>
-      <w:proofErr w:type="spellEnd"/>
-      <w:r>
-        <w:rPr>
-          <w:rFonts w:ascii="Source Sans Pro" w:eastAsia="Source Sans Pro" w:hAnsi="Source Sans Pro" w:cs="Source Sans Pro"/>
-          <w:color w:val="000000"/>
-          <w:sz w:val="19"/>
-          <w:szCs w:val="19"/>
-        </w:rPr>
-      </w:r>
-    </w:p>
-    <w:p>
-      <w:pPr>
-        <w:spacing w:before="30"/>
+        <w:spacing w:before="13" w:after="33"/>
+      </w:pPr>
+      <w:r>
+        <w:rPr>
+          <w:rFonts w:ascii="Source Sans Pro" w:eastAsia="Source Sans Pro" w:hAnsi="Source Sans Pro" w:cs="Source Sans Pro"/>
+          <w:color w:val="000000"/>
+          <w:sz w:val="19"/>
+          <w:szCs w:val="19"/>
+        </w:rPr>
+        <w:t>Deployed Telegram bot interface for live IOC enrichment, supporting bulk CSV input/output and OSINT enrichment via theHarvester for domain profiling.</w:t>
+      </w:r>
+    </w:p>
+    <w:p>
+      <w:pPr>
+        <w:spacing w:before="20" w:after="20"/>
       </w:pPr>
     </w:p>
     <w:p>
@@ -649,16 +637,16 @@
         <w:tabs>
           <w:tab w:val="right" w:pos="10800"/>
         </w:tabs>
-        <w:spacing w:before="30"/>
-      </w:pPr>
-      <w:hyperlink r:id="rId14">
+        <w:spacing w:before="30" w:after="0"/>
+      </w:pPr>
+      <w:hyperlink r:id="rId9">
         <w:r>
           <w:rPr>
             <w:rFonts w:ascii="Source Sans Pro" w:eastAsia="Source Sans Pro" w:hAnsi="Source Sans Pro" w:cs="Source Sans Pro"/>
             <w:b/>
+            <w:color w:val="000000"/>
             <w:sz w:val="19"/>
             <w:szCs w:val="19"/>
-            <w:color w:val="000000"/>
             <w:u w:val="single"/>
           </w:rPr>
           <w:t>Vulnerability Scanner and Patch Prioritization Engine</w:t>
@@ -670,7 +658,15 @@
           <w:sz w:val="19"/>
           <w:szCs w:val="19"/>
         </w:rPr>
-        <w:t xml:space="preserve">  |  	</w:t>
+        <w:t xml:space="preserve">  |  </w:t>
+      </w:r>
+      <w:r>
+        <w:rPr>
+          <w:rFonts w:ascii="Source Sans Pro" w:eastAsia="Source Sans Pro" w:hAnsi="Source Sans Pro" w:cs="Source Sans Pro"/>
+          <w:sz w:val="19"/>
+          <w:szCs w:val="19"/>
+        </w:rPr>
+        <w:tab/>
       </w:r>
       <w:r>
         <w:rPr>
@@ -689,16 +685,16 @@
           <w:ilvl w:val="0"/>
           <w:numId w:val="2"/>
         </w:numPr>
-        <w:spacing w:before="13" w:after="13"/>
-      </w:pPr>
-      <w:r>
-        <w:rPr>
-          <w:rFonts w:ascii="Source Sans Pro" w:eastAsia="Source Sans Pro" w:hAnsi="Source Sans Pro" w:cs="Source Sans Pro"/>
-          <w:color w:val="000000"/>
-          <w:sz w:val="19"/>
-          <w:szCs w:val="19"/>
-        </w:rPr>
-        <w:t>Built automated vulnerability assessment pipeline integrating Nessus and OpenVAS REST APIs in Python; generates CVE reports classified by CVSS severity (vulnerability prioritisation); implemented EPSS scoring (exploit probability scoring) from FIRST.org API to prioritise by actual exploit probability — a metric rarely used by freshers.</w:t>
+        <w:spacing w:before="13" w:after="33"/>
+      </w:pPr>
+      <w:r>
+        <w:rPr>
+          <w:rFonts w:ascii="Source Sans Pro" w:eastAsia="Source Sans Pro" w:hAnsi="Source Sans Pro" w:cs="Source Sans Pro"/>
+          <w:color w:val="000000"/>
+          <w:sz w:val="19"/>
+          <w:szCs w:val="19"/>
+        </w:rPr>
+        <w:t>Developed automated vulnerability assessment pipeline in Python, integrating Nessus and OpenVAS REST APIs, and generating CVE reports with CVSS severity classification and EPSS scoring from FIRST.org API.</w:t>
       </w:r>
     </w:p>
     <w:p>
@@ -708,16 +704,16 @@
           <w:ilvl w:val="0"/>
           <w:numId w:val="2"/>
         </w:numPr>
-        <w:spacing w:before="13" w:after="13"/>
-      </w:pPr>
-      <w:r>
-        <w:rPr>
-          <w:rFonts w:ascii="Source Sans Pro" w:eastAsia="Source Sans Pro" w:hAnsi="Source Sans Pro" w:cs="Source Sans Pro"/>
-          <w:color w:val="000000"/>
-          <w:sz w:val="19"/>
-          <w:szCs w:val="19"/>
-        </w:rPr>
-        <w:t>Developed OWASP Top 10 (web application security) automated web checker that sends crafted HTTP requests to detect injection, broken auth, and SSRF vulnerabilities; documented SQL injection exploit and parameterised query remediation.</w:t>
+        <w:spacing w:before="13" w:after="33"/>
+      </w:pPr>
+      <w:r>
+        <w:rPr>
+          <w:rFonts w:ascii="Source Sans Pro" w:eastAsia="Source Sans Pro" w:hAnsi="Source Sans Pro" w:cs="Source Sans Pro"/>
+          <w:color w:val="000000"/>
+          <w:sz w:val="19"/>
+          <w:szCs w:val="19"/>
+        </w:rPr>
+        <w:t>Developed OWASP Top 10 automated web checker detecting injection, auth, and SSRF vulnerabilities; documented SQL injection exploit and remediation.</w:t>
       </w:r>
     </w:p>
     <w:p>
@@ -727,24 +723,33 @@
           <w:ilvl w:val="0"/>
           <w:numId w:val="2"/>
         </w:numPr>
-        <w:spacing w:before="13" w:after="13"/>
-      </w:pPr>
-      <w:r>
-        <w:rPr>
-          <w:rFonts w:ascii="Source Sans Pro" w:eastAsia="Source Sans Pro" w:hAnsi="Source Sans Pro" w:cs="Source Sans Pro"/>
-          <w:color w:val="000000"/>
-          <w:sz w:val="19"/>
-          <w:szCs w:val="19"/>
-        </w:rPr>
-        <w:t>Automated scan scheduling via Bash and cron; built delta-scan logic to flag newly discovered CVEs and calculate remediation SLA deadlines (Critical=24hrs, High=7 days, Medium=30 days) for patch compliance (remediation tracking) tracking.</w:t>
-      </w:r>
+        <w:spacing w:before="13" w:after="33"/>
+      </w:pPr>
+      <w:r>
+        <w:rPr>
+          <w:rFonts w:ascii="Source Sans Pro" w:eastAsia="Source Sans Pro" w:hAnsi="Source Sans Pro" w:cs="Source Sans Pro"/>
+          <w:color w:val="000000"/>
+          <w:sz w:val="19"/>
+          <w:szCs w:val="19"/>
+        </w:rPr>
+        <w:t>Automated scan scheduling via Bash and cron; built delta-scan logic to flag new CVEs and calculate remediation SLA deadlines (Critical=24hrs, High=7 days, Medium=30 days).</w:t>
+      </w:r>
+    </w:p>
+    <w:p>
+      <w:pPr>
+        <w:pStyle w:val="ListParagraph"/>
+        <w:spacing w:before="20" w:after="20"/>
+        <w:ind w:left="450"/>
+      </w:pPr>
     </w:p>
     <w:p>
       <w:pPr>
         <w:pBdr>
           <w:bottom w:val="single" w:sz="6" w:space="1" w:color="000000"/>
         </w:pBdr>
-        <w:spacing w:before="155" w:after="52"/>
+        <w:spacing w:before="116" w:after="0"/>
+      </w:pPr>
+      <w:r>
         <w:rPr>
           <w:rFonts w:ascii="Source Sans Pro" w:eastAsia="Source Sans Pro" w:hAnsi="Source Sans Pro" w:cs="Source Sans Pro"/>
           <w:b/>
@@ -753,16 +758,125 @@
           <w:sz w:val="22"/>
           <w:szCs w:val="22"/>
         </w:rPr>
-      </w:pPr>
+        <w:t>Technical Skills</w:t>
+      </w:r>
+    </w:p>
+    <w:p>
+      <w:pPr>
+        <w:spacing w:before="48" w:after="48"/>
+      </w:pPr>
+      <w:r>
+        <w:rPr>
+          <w:rFonts w:ascii="Source Sans Pro" w:eastAsia="Source Sans Pro" w:hAnsi="Source Sans Pro" w:cs="Source Sans Pro"/>
+          <w:b/>
+          <w:sz w:val="19"/>
+          <w:szCs w:val="19"/>
+        </w:rPr>
+        <w:t xml:space="preserve">GRC &amp; Compliance: </w:t>
+      </w:r>
+      <w:r>
+        <w:rPr>
+          <w:rFonts w:ascii="Source Sans Pro" w:eastAsia="Source Sans Pro" w:hAnsi="Source Sans Pro" w:cs="Source Sans Pro"/>
+          <w:sz w:val="19"/>
+          <w:szCs w:val="19"/>
+        </w:rPr>
+        <w:t>NIST CSF, ISO 27001, PCI-DSS, GDPR/PDPB, SOX/ITGC, compliance monitoring</w:t>
+      </w:r>
+    </w:p>
+    <w:p>
+      <w:pPr>
+        <w:spacing w:before="48" w:after="48"/>
+      </w:pPr>
+      <w:r>
+        <w:rPr>
+          <w:rFonts w:ascii="Source Sans Pro" w:eastAsia="Source Sans Pro" w:hAnsi="Source Sans Pro" w:cs="Source Sans Pro"/>
+          <w:b/>
+          <w:sz w:val="19"/>
+          <w:szCs w:val="19"/>
+        </w:rPr>
+        <w:t xml:space="preserve">Risk &amp; Audit: </w:t>
+      </w:r>
+      <w:r>
+        <w:rPr>
+          <w:rFonts w:ascii="Source Sans Pro" w:eastAsia="Source Sans Pro" w:hAnsi="Source Sans Pro" w:cs="Source Sans Pro"/>
+          <w:sz w:val="19"/>
+          <w:szCs w:val="19"/>
+        </w:rPr>
+        <w:t>Risk assessment, control testing, audit documentation, vendor risk, RCSA basics</w:t>
+      </w:r>
+    </w:p>
+    <w:p>
+      <w:pPr>
+        <w:spacing w:before="48" w:after="48"/>
+      </w:pPr>
+      <w:r>
+        <w:rPr>
+          <w:rFonts w:ascii="Source Sans Pro" w:eastAsia="Source Sans Pro" w:hAnsi="Source Sans Pro" w:cs="Source Sans Pro"/>
+          <w:b/>
+          <w:sz w:val="19"/>
+          <w:szCs w:val="19"/>
+        </w:rPr>
+        <w:t xml:space="preserve">Fraud &amp; AML: </w:t>
+      </w:r>
+      <w:r>
+        <w:rPr>
+          <w:rFonts w:ascii="Source Sans Pro" w:eastAsia="Source Sans Pro" w:hAnsi="Source Sans Pro" w:cs="Source Sans Pro"/>
+          <w:sz w:val="19"/>
+          <w:szCs w:val="19"/>
+        </w:rPr>
+        <w:t>Transaction monitoring, AML typologies, KYC/CDD, sanctions screening</w:t>
+      </w:r>
+    </w:p>
+    <w:p>
+      <w:pPr>
+        <w:spacing w:before="48" w:after="48"/>
+      </w:pPr>
+      <w:r>
+        <w:rPr>
+          <w:rFonts w:ascii="Source Sans Pro" w:eastAsia="Source Sans Pro" w:hAnsi="Source Sans Pro" w:cs="Source Sans Pro"/>
+          <w:b/>
+          <w:sz w:val="19"/>
+          <w:szCs w:val="19"/>
+        </w:rPr>
+        <w:t xml:space="preserve">Systems &amp; Tools: </w:t>
+      </w:r>
+      <w:r>
+        <w:rPr>
+          <w:rFonts w:ascii="Source Sans Pro" w:eastAsia="Source Sans Pro" w:hAnsi="Source Sans Pro" w:cs="Source Sans Pro"/>
+          <w:sz w:val="19"/>
+          <w:szCs w:val="19"/>
+        </w:rPr>
+        <w:t>Windows internals, Linux fundamentals, Python, Excel, SQL (basic), TCP/IP basics</w:t>
+      </w:r>
+    </w:p>
+    <w:p>
+      <w:pPr>
+        <w:spacing w:before="48" w:after="48"/>
+      </w:pPr>
+      <w:r>
+        <w:rPr>
+          <w:rFonts w:ascii="Source Sans Pro" w:eastAsia="Source Sans Pro" w:hAnsi="Source Sans Pro" w:cs="Source Sans Pro"/>
+          <w:b/>
+          <w:sz w:val="19"/>
+          <w:szCs w:val="19"/>
+        </w:rPr>
+        <w:t xml:space="preserve">Frameworks: </w:t>
+      </w:r>
+      <w:r>
+        <w:rPr>
+          <w:rFonts w:ascii="Source Sans Pro" w:eastAsia="Source Sans Pro" w:hAnsi="Source Sans Pro" w:cs="Source Sans Pro"/>
+          <w:sz w:val="19"/>
+          <w:szCs w:val="19"/>
+        </w:rPr>
+        <w:t>MITRE ATT&amp;CK, OWASP Top 10, Incident Response (PICERL), audit trail documentation, threat intelligence</w:t>
+      </w:r>
     </w:p>
     <w:p>
       <w:pPr>
         <w:pBdr>
           <w:bottom w:val="single" w:sz="6" w:space="1" w:color="000000"/>
         </w:pBdr>
-        <w:spacing w:before="155" w:after="52"/>
-      </w:pPr>
-      <w:r>
+        <w:spacing w:before="20" w:after="20"/>
         <w:rPr>
           <w:rFonts w:ascii="Source Sans Pro" w:eastAsia="Source Sans Pro" w:hAnsi="Source Sans Pro" w:cs="Source Sans Pro"/>
           <w:b/>
@@ -771,141 +885,14 @@
           <w:sz w:val="22"/>
           <w:szCs w:val="22"/>
         </w:rPr>
-        <w:t>Technical Skills</w:t>
-      </w:r>
-    </w:p>
-    <w:p>
-      <w:pPr>
-        <w:spacing w:before="24" w:after="24"/>
-      </w:pPr>
-      <w:r>
-        <w:rPr>
-          <w:rFonts w:ascii="Source Sans Pro" w:eastAsia="Source Sans Pro" w:hAnsi="Source Sans Pro" w:cs="Source Sans Pro"/>
-          <w:b/>
-          <w:sz w:val="19"/>
-          <w:szCs w:val="19"/>
-        </w:rPr>
-        <w:t xml:space="preserve">GRC &amp; Compliance: </w:t>
-      </w:r>
-      <w:r>
-        <w:rPr>
-          <w:rFonts w:ascii="Source Sans Pro" w:eastAsia="Source Sans Pro" w:hAnsi="Source Sans Pro" w:cs="Source Sans Pro"/>
-          <w:sz w:val="19"/>
-          <w:szCs w:val="19"/>
-        </w:rPr>
-        <w:t>NIST CSF, ISO 27001, PCI-DSS, GDPR/PDPB, SOX/ITGC, compliance monitoring</w:t>
-      </w:r>
-    </w:p>
-    <w:p>
-      <w:pPr>
-        <w:spacing w:before="24" w:after="24"/>
-      </w:pPr>
-      <w:r>
-        <w:rPr>
-          <w:rFonts w:ascii="Source Sans Pro" w:eastAsia="Source Sans Pro" w:hAnsi="Source Sans Pro" w:cs="Source Sans Pro"/>
-          <w:b/>
-          <w:sz w:val="19"/>
-          <w:szCs w:val="19"/>
-        </w:rPr>
-        <w:t xml:space="preserve">Risk &amp; Audit: </w:t>
-      </w:r>
-      <w:r>
-        <w:rPr>
-          <w:rFonts w:ascii="Source Sans Pro" w:eastAsia="Source Sans Pro" w:hAnsi="Source Sans Pro" w:cs="Source Sans Pro"/>
-          <w:sz w:val="19"/>
-          <w:szCs w:val="19"/>
-        </w:rPr>
-        <w:t>Risk assessment, control testing, audit documentation, vendor risk, RCSA basics</w:t>
-      </w:r>
-    </w:p>
-    <w:p>
-      <w:pPr>
-        <w:spacing w:before="24" w:after="24"/>
-      </w:pPr>
-      <w:r>
-        <w:rPr>
-          <w:rFonts w:ascii="Source Sans Pro" w:eastAsia="Source Sans Pro" w:hAnsi="Source Sans Pro" w:cs="Source Sans Pro"/>
-          <w:b/>
-          <w:sz w:val="19"/>
-          <w:szCs w:val="19"/>
-        </w:rPr>
-        <w:t xml:space="preserve">Fraud &amp; AML: </w:t>
-      </w:r>
-      <w:r>
-        <w:rPr>
-          <w:rFonts w:ascii="Source Sans Pro" w:eastAsia="Source Sans Pro" w:hAnsi="Source Sans Pro" w:cs="Source Sans Pro"/>
-          <w:sz w:val="19"/>
-          <w:szCs w:val="19"/>
-        </w:rPr>
-        <w:t>Transaction monitoring, AML typologies, KYC/CDD, sanctions screening</w:t>
-      </w:r>
-    </w:p>
-    <w:p>
-      <w:pPr>
-        <w:spacing w:before="24" w:after="24"/>
-      </w:pPr>
-      <w:r>
-        <w:rPr>
-          <w:rFonts w:ascii="Source Sans Pro" w:eastAsia="Source Sans Pro" w:hAnsi="Source Sans Pro" w:cs="Source Sans Pro"/>
-          <w:b/>
-          <w:sz w:val="19"/>
-          <w:szCs w:val="19"/>
-        </w:rPr>
-        <w:t xml:space="preserve">Systems &amp; Tools: </w:t>
-      </w:r>
-      <w:r>
-        <w:rPr>
-          <w:rFonts w:ascii="Source Sans Pro" w:eastAsia="Source Sans Pro" w:hAnsi="Source Sans Pro" w:cs="Source Sans Pro"/>
-          <w:sz w:val="19"/>
-          <w:szCs w:val="19"/>
-        </w:rPr>
-        <w:t>Windows internals, Linux fundamentals, Python, Excel, SQL (basic), TCP/IP basics</w:t>
-      </w:r>
-    </w:p>
-    <w:p>
-      <w:pPr>
-        <w:spacing w:before="24" w:after="24"/>
-      </w:pPr>
-      <w:r>
-        <w:rPr>
-          <w:rFonts w:ascii="Source Sans Pro" w:eastAsia="Source Sans Pro" w:hAnsi="Source Sans Pro" w:cs="Source Sans Pro"/>
-          <w:b/>
-          <w:sz w:val="19"/>
-          <w:szCs w:val="19"/>
-        </w:rPr>
-        <w:t xml:space="preserve">Frameworks: </w:t>
-      </w:r>
-      <w:r>
-        <w:rPr>
-          <w:rFonts w:ascii="Source Sans Pro" w:eastAsia="Source Sans Pro" w:hAnsi="Source Sans Pro" w:cs="Source Sans Pro"/>
-          <w:sz w:val="19"/>
-          <w:szCs w:val="19"/>
-        </w:rPr>
-        <w:t>MITRE ATT&amp;CK, OWASP Top 10, Incident Response (PICERL), audit trail documentation, threat intelligence</w:t>
-      </w:r>
+      </w:pPr>
     </w:p>
     <w:p>
       <w:pPr>
         <w:pBdr>
           <w:bottom w:val="single" w:sz="6" w:space="1" w:color="000000"/>
         </w:pBdr>
-        <w:spacing w:before="155" w:after="52"/>
-        <w:rPr>
-          <w:rFonts w:ascii="Source Sans Pro" w:eastAsia="Source Sans Pro" w:hAnsi="Source Sans Pro" w:cs="Source Sans Pro"/>
-          <w:b/>
-          <w:bCs/>
-          <w:color w:val="000000"/>
-          <w:sz w:val="22"/>
-          <w:szCs w:val="22"/>
-        </w:rPr>
-      </w:pPr>
-    </w:p>
-    <w:p>
-      <w:pPr>
-        <w:pBdr>
-          <w:bottom w:val="single" w:sz="6" w:space="1" w:color="000000"/>
-        </w:pBdr>
-        <w:spacing w:before="155" w:after="52"/>
+        <w:spacing w:before="116" w:after="0"/>
       </w:pPr>
       <w:r>
         <w:rPr>
@@ -926,7 +913,7 @@
           <w:ilvl w:val="0"/>
           <w:numId w:val="2"/>
         </w:numPr>
-        <w:spacing w:before="13" w:after="13"/>
+        <w:spacing w:before="13" w:after="33"/>
       </w:pPr>
       <w:r>
         <w:rPr>
@@ -945,7 +932,7 @@
           <w:ilvl w:val="0"/>
           <w:numId w:val="2"/>
         </w:numPr>
-        <w:spacing w:before="13" w:after="13"/>
+        <w:spacing w:before="13" w:after="33"/>
       </w:pPr>
       <w:r>
         <w:rPr>

--- a/resumes/Resume_Cyber_Risk_Analyst_S_P_Global__MNC_.docx
+++ b/resumes/Resume_Cyber_Risk_Analyst_S_P_Global__MNC_.docx
@@ -413,7 +413,7 @@
           <w:sz w:val="19"/>
           <w:szCs w:val="19"/>
         </w:rPr>
-        <w:t>Developed risk management strategies by triaging 50+ weekly inventory reimbursement cases by severity and policy eligibility, ensuring compliance with established guidelines.</w:t>
+        <w:t>Triaged 50+ weekly inventory reimbursement cases by severity and policy eligibility, adhering to risk management and compliance guidelines.</w:t>
       </w:r>
     </w:p>
     <w:p>
@@ -432,7 +432,7 @@
           <w:sz w:val="19"/>
           <w:szCs w:val="19"/>
         </w:rPr>
-        <w:t>Conducted root cause analysis on seller claims, identifying policy violations and anomalous patterns, and escalated findings to senior reviewers.</w:t>
+        <w:t>Conducted root cause analysis on seller claims to identify policy violations and anomalous patterns, ensuring data protection and regulatory requirements.</w:t>
       </w:r>
     </w:p>
     <w:p>
@@ -451,7 +451,7 @@
           <w:sz w:val="19"/>
           <w:szCs w:val="19"/>
         </w:rPr>
-        <w:t>Maintained audit-ready case documentation, recording investigation findings, decisions, and corrective actions, ensuring evidence chain-of-custody discipline.</w:t>
+        <w:t>Maintained audit-ready case documentation, recording investigation findings, decisions, and corrective actions, ensuring evidence chain-of-custody discipline for incident reporting.</w:t>
       </w:r>
     </w:p>
     <w:p>
@@ -605,7 +605,7 @@
           <w:sz w:val="19"/>
           <w:szCs w:val="19"/>
         </w:rPr>
-        <w:t>Developed typosquatting detector generating domain variants and checking DNS resolution to catch brand-impersonation attacks before reaching threat feeds (T1110/T1078).</w:t>
+        <w:t>Implemented typosquatting domain detector generating brand domain variants and checking live DNS resolution to catch brand-impersonation attacks.</w:t>
       </w:r>
     </w:p>
     <w:p>
@@ -694,7 +694,7 @@
           <w:sz w:val="19"/>
           <w:szCs w:val="19"/>
         </w:rPr>
-        <w:t>Developed automated vulnerability assessment pipeline in Python, integrating Nessus and OpenVAS REST APIs, and generating CVE reports with CVSS severity classification and EPSS scoring from FIRST.org API.</w:t>
+        <w:t>Developed automated vulnerability assessment pipeline using Nessus and OpenVAS REST APIs in Python, generating CVE reports with CVSS severity classification and EPSS scoring from FIRST.org API.</w:t>
       </w:r>
     </w:p>
     <w:p>
@@ -713,7 +713,7 @@
           <w:sz w:val="19"/>
           <w:szCs w:val="19"/>
         </w:rPr>
-        <w:t>Developed OWASP Top 10 automated web checker detecting injection, auth, and SSRF vulnerabilities; documented SQL injection exploit and remediation.</w:t>
+        <w:t>Developed OWASP Top 10 automated web checker detecting injection, auth, and SSRF vulnerabilities via crafted HTTP requests.</w:t>
       </w:r>
     </w:p>
     <w:p>

--- a/resumes/Resume_Cyber_Risk_Analyst_S_P_Global__MNC_.docx
+++ b/resumes/Resume_Cyber_Risk_Analyst_S_P_Global__MNC_.docx
@@ -117,7 +117,7 @@
         <w:pBdr>
           <w:bottom w:val="single" w:sz="6" w:space="1" w:color="000000"/>
         </w:pBdr>
-        <w:spacing w:before="116" w:after="0"/>
+        <w:spacing w:before="128" w:after="0"/>
       </w:pPr>
       <w:r>
         <w:rPr>
@@ -160,6 +160,8 @@
       <w:r>
         <w:rPr>
           <w:rFonts w:ascii="Source Sans Pro" w:eastAsia="Source Sans Pro" w:hAnsi="Source Sans Pro" w:cs="Source Sans Pro"/>
+          <w:i/>
+          <w:iCs/>
           <w:color w:val="555555"/>
           <w:sz w:val="19"/>
           <w:szCs w:val="19"/>
@@ -212,6 +214,8 @@
       <w:r>
         <w:rPr>
           <w:rFonts w:ascii="Source Sans Pro" w:eastAsia="Source Sans Pro" w:hAnsi="Source Sans Pro" w:cs="Source Sans Pro"/>
+          <w:i/>
+          <w:iCs/>
           <w:color w:val="555555"/>
           <w:sz w:val="19"/>
           <w:szCs w:val="19"/>
@@ -264,6 +268,8 @@
       <w:r>
         <w:rPr>
           <w:rFonts w:ascii="Source Sans Pro" w:eastAsia="Source Sans Pro" w:hAnsi="Source Sans Pro" w:cs="Source Sans Pro"/>
+          <w:i/>
+          <w:iCs/>
           <w:color w:val="555555"/>
           <w:sz w:val="19"/>
           <w:szCs w:val="19"/>
@@ -289,7 +295,7 @@
     </w:p>
     <w:p>
       <w:pPr>
-        <w:spacing w:before="20" w:after="20"/>
+        <w:spacing w:before="27" w:after="27"/>
       </w:pPr>
     </w:p>
     <w:p>
@@ -297,7 +303,7 @@
         <w:pBdr>
           <w:bottom w:val="single" w:sz="6" w:space="1" w:color="000000"/>
         </w:pBdr>
-        <w:spacing w:before="116" w:after="0"/>
+        <w:spacing w:before="128" w:after="0"/>
       </w:pPr>
       <w:r>
         <w:rPr>
@@ -348,6 +354,8 @@
       <w:r>
         <w:rPr>
           <w:rFonts w:ascii="Source Sans Pro" w:eastAsia="Source Sans Pro" w:hAnsi="Source Sans Pro" w:cs="Source Sans Pro"/>
+          <w:i/>
+          <w:iCs/>
           <w:color w:val="555555"/>
           <w:sz w:val="19"/>
           <w:szCs w:val="19"/>
@@ -361,10 +369,17 @@
           <w:tab w:val="right" w:pos="10800"/>
         </w:tabs>
         <w:spacing w:before="8" w:after="0"/>
-      </w:pPr>
-      <w:r>
-        <w:rPr>
-          <w:rFonts w:ascii="Source Sans Pro" w:eastAsia="Source Sans Pro" w:hAnsi="Source Sans Pro" w:cs="Source Sans Pro"/>
+        <w:rPr>
+          <w:rFonts w:ascii="Source Sans Pro Light" w:hAnsi="Source Sans Pro Light"/>
+          <w:i/>
+          <w:iCs/>
+        </w:rPr>
+      </w:pPr>
+      <w:r>
+        <w:rPr>
+          <w:rFonts w:ascii="Source Sans Pro" w:eastAsia="Source Sans Pro" w:hAnsi="Source Sans Pro" w:cs="Source Sans Pro"/>
+          <w:i/>
+          <w:iCs/>
           <w:color w:val="555555"/>
           <w:sz w:val="19"/>
           <w:szCs w:val="19"/>
@@ -390,6 +405,8 @@
       <w:r>
         <w:rPr>
           <w:rFonts w:ascii="Source Sans Pro" w:eastAsia="Source Sans Pro" w:hAnsi="Source Sans Pro" w:cs="Source Sans Pro"/>
+          <w:i/>
+          <w:iCs/>
           <w:color w:val="555555"/>
           <w:sz w:val="19"/>
           <w:szCs w:val="19"/>
@@ -404,16 +421,16 @@
           <w:ilvl w:val="0"/>
           <w:numId w:val="2"/>
         </w:numPr>
-        <w:spacing w:before="13" w:after="33"/>
-      </w:pPr>
-      <w:r>
-        <w:rPr>
-          <w:rFonts w:ascii="Source Sans Pro" w:eastAsia="Source Sans Pro" w:hAnsi="Source Sans Pro" w:cs="Source Sans Pro"/>
-          <w:color w:val="000000"/>
-          <w:sz w:val="19"/>
-          <w:szCs w:val="19"/>
-        </w:rPr>
-        <w:t>Triaged 50+ weekly inventory reimbursement cases by severity and policy eligibility, adhering to risk management and compliance guidelines.</w:t>
+        <w:spacing w:before="13" w:after="35"/>
+      </w:pPr>
+      <w:r>
+        <w:rPr>
+          <w:rFonts w:ascii="Source Sans Pro" w:eastAsia="Source Sans Pro" w:hAnsi="Source Sans Pro" w:cs="Source Sans Pro"/>
+          <w:color w:val="000000"/>
+          <w:sz w:val="19"/>
+          <w:szCs w:val="19"/>
+        </w:rPr>
+        <w:t>Triaged 50+ weekly inventory reimbursement cases by severity and policy eligibility, identifying high-risk cases for senior reviewer escalation.</w:t>
       </w:r>
     </w:p>
     <w:p>
@@ -423,16 +440,16 @@
           <w:ilvl w:val="0"/>
           <w:numId w:val="2"/>
         </w:numPr>
-        <w:spacing w:before="13" w:after="33"/>
-      </w:pPr>
-      <w:r>
-        <w:rPr>
-          <w:rFonts w:ascii="Source Sans Pro" w:eastAsia="Source Sans Pro" w:hAnsi="Source Sans Pro" w:cs="Source Sans Pro"/>
-          <w:color w:val="000000"/>
-          <w:sz w:val="19"/>
-          <w:szCs w:val="19"/>
-        </w:rPr>
-        <w:t>Conducted root cause analysis on seller claims to identify policy violations and anomalous patterns, ensuring data protection and regulatory requirements.</w:t>
+        <w:spacing w:before="13" w:after="35"/>
+      </w:pPr>
+      <w:r>
+        <w:rPr>
+          <w:rFonts w:ascii="Source Sans Pro" w:eastAsia="Source Sans Pro" w:hAnsi="Source Sans Pro" w:cs="Source Sans Pro"/>
+          <w:color w:val="000000"/>
+          <w:sz w:val="19"/>
+          <w:szCs w:val="19"/>
+        </w:rPr>
+        <w:t>Investigated seller claims, analyzing root cause and policy violations to inform decision-making and reduce repeat-issue investigation time.</w:t>
       </w:r>
     </w:p>
     <w:p>
@@ -442,16 +459,16 @@
           <w:ilvl w:val="0"/>
           <w:numId w:val="2"/>
         </w:numPr>
-        <w:spacing w:before="13" w:after="33"/>
-      </w:pPr>
-      <w:r>
-        <w:rPr>
-          <w:rFonts w:ascii="Source Sans Pro" w:eastAsia="Source Sans Pro" w:hAnsi="Source Sans Pro" w:cs="Source Sans Pro"/>
-          <w:color w:val="000000"/>
-          <w:sz w:val="19"/>
-          <w:szCs w:val="19"/>
-        </w:rPr>
-        <w:t>Maintained audit-ready case documentation, recording investigation findings, decisions, and corrective actions, ensuring evidence chain-of-custody discipline for incident reporting.</w:t>
+        <w:spacing w:before="13" w:after="35"/>
+      </w:pPr>
+      <w:r>
+        <w:rPr>
+          <w:rFonts w:ascii="Source Sans Pro" w:eastAsia="Source Sans Pro" w:hAnsi="Source Sans Pro" w:cs="Source Sans Pro"/>
+          <w:color w:val="000000"/>
+          <w:sz w:val="19"/>
+          <w:szCs w:val="19"/>
+        </w:rPr>
+        <w:t>Analyzed 200+ weekly cases to detect recurring fraud patterns, flagging anomalies early to minimize investigation time and prevent financial loss.</w:t>
       </w:r>
     </w:p>
     <w:p>
@@ -461,56 +478,40 @@
           <w:ilvl w:val="0"/>
           <w:numId w:val="2"/>
         </w:numPr>
-        <w:spacing w:before="13" w:after="33"/>
-      </w:pPr>
-      <w:r>
-        <w:rPr>
-          <w:rFonts w:ascii="Source Sans Pro" w:eastAsia="Source Sans Pro" w:hAnsi="Source Sans Pro" w:cs="Source Sans Pro"/>
-          <w:color w:val="000000"/>
-          <w:sz w:val="19"/>
-          <w:szCs w:val="19"/>
-        </w:rPr>
-        <w:t>[[AMZ_B</w:t>
-      </w:r>
-      <w:r>
-        <w:rPr>
-          <w:rFonts w:ascii="Source Sans Pro" w:eastAsia="Source Sans Pro" w:hAnsi="Source Sans Pro" w:cs="Source Sans Pro"/>
-          <w:color w:val="000000"/>
-          <w:sz w:val="19"/>
-          <w:szCs w:val="19"/>
-        </w:rPr>
-        <w:t>4</w:t>
-      </w:r>
-      <w:r>
-        <w:rPr>
-          <w:rFonts w:ascii="Source Sans Pro" w:eastAsia="Source Sans Pro" w:hAnsi="Source Sans Pro" w:cs="Source Sans Pro"/>
-          <w:color w:val="000000"/>
-          <w:sz w:val="19"/>
-          <w:szCs w:val="19"/>
-        </w:rPr>
-        <w:t>]]</w:t>
-      </w:r>
-    </w:p>
-    <w:p>
-      <w:pPr>
-        <w:pStyle w:val="ListParagraph"/>
-        <w:spacing w:before="20" w:after="20"/>
-        <w:ind w:left="450"/>
-      </w:pPr>
-    </w:p>
-    <w:p>
-      <w:pPr>
-        <w:pStyle w:val="ListParagraph"/>
-        <w:spacing w:before="20" w:after="20"/>
-        <w:ind w:left="450"/>
-      </w:pPr>
+        <w:spacing w:before="13" w:after="35"/>
+      </w:pPr>
+      <w:r>
+        <w:rPr>
+          <w:rFonts w:ascii="Source Sans Pro" w:eastAsia="Source Sans Pro" w:hAnsi="Source Sans Pro" w:cs="Source Sans Pro"/>
+          <w:color w:val="000000"/>
+          <w:sz w:val="19"/>
+          <w:szCs w:val="19"/>
+        </w:rPr>
+        <w:t>Documented audit-ready case notes, recording investigation findings, decisions, evidence, and corrective actions</w:t>
+      </w:r>
     </w:p>
     <w:p>
       <w:pPr>
         <w:pBdr>
           <w:bottom w:val="single" w:sz="6" w:space="1" w:color="000000"/>
         </w:pBdr>
-        <w:spacing w:before="116" w:after="0"/>
+        <w:spacing w:before="27" w:after="27"/>
+        <w:rPr>
+          <w:rFonts w:ascii="Source Sans Pro" w:eastAsia="Source Sans Pro" w:hAnsi="Source Sans Pro" w:cs="Source Sans Pro"/>
+          <w:b/>
+          <w:bCs/>
+          <w:color w:val="000000"/>
+          <w:sz w:val="22"/>
+          <w:szCs w:val="22"/>
+        </w:rPr>
+      </w:pPr>
+    </w:p>
+    <w:p>
+      <w:pPr>
+        <w:pBdr>
+          <w:bottom w:val="single" w:sz="6" w:space="1" w:color="000000"/>
+        </w:pBdr>
+        <w:spacing w:before="128" w:after="0"/>
       </w:pPr>
       <w:r>
         <w:rPr>
@@ -541,7 +542,7 @@
             <w:szCs w:val="19"/>
             <w:u w:val="single"/>
           </w:rPr>
-          <w:t>Phishing and OSINT Threat Intelligence Tool</w:t>
+          <w:t>SOC Automation and Threat Detection Lab</w:t>
         </w:r>
       </w:hyperlink>
       <w:r>
@@ -562,12 +563,13 @@
       </w:r>
       <w:r>
         <w:rPr>
-          <w:rFonts w:ascii="Source Sans Pro" w:eastAsia="Source Sans Pro" w:hAnsi="Source Sans Pro" w:cs="Source Sans Pro"/>
+          <w:rFonts w:ascii="Source Sans Pro Light" w:eastAsia="Source Sans Pro" w:hAnsi="Source Sans Pro Light" w:cs="Source Sans Pro"/>
           <w:i/>
-          <w:sz w:val="19"/>
-          <w:szCs w:val="19"/>
-        </w:rPr>
-        <w:t>Python, VirusTotal API, AbuseIPDB, WHOIS, Telegram bot</w:t>
+          <w:iCs/>
+          <w:sz w:val="19"/>
+          <w:szCs w:val="19"/>
+        </w:rPr>
+        <w:t>Python, Splunk, Wireshark, Nmap, MITRE ATT&amp;CK</w:t>
       </w:r>
     </w:p>
     <w:p>
@@ -577,16 +579,16 @@
           <w:ilvl w:val="0"/>
           <w:numId w:val="2"/>
         </w:numPr>
-        <w:spacing w:before="13" w:after="33"/>
-      </w:pPr>
-      <w:r>
-        <w:rPr>
-          <w:rFonts w:ascii="Source Sans Pro" w:eastAsia="Source Sans Pro" w:hAnsi="Source Sans Pro" w:cs="Source Sans Pro"/>
-          <w:color w:val="000000"/>
-          <w:sz w:val="19"/>
-          <w:szCs w:val="19"/>
-        </w:rPr>
-        <w:t>Built multi-API threat intelligence pipeline: submits suspicious data to VirusTotal, AbuseIPDB, and URLScan.io; cross-references WHOIS, DNS, and SSL details for unified phishing probability score.</w:t>
+        <w:spacing w:before="13" w:after="35"/>
+      </w:pPr>
+      <w:r>
+        <w:rPr>
+          <w:rFonts w:ascii="Source Sans Pro" w:eastAsia="Source Sans Pro" w:hAnsi="Source Sans Pro" w:cs="Source Sans Pro"/>
+          <w:color w:val="000000"/>
+          <w:sz w:val="19"/>
+          <w:szCs w:val="19"/>
+        </w:rPr>
+        <w:t>Deployed Splunk SIEM with SPL correlation searches for brute-force detection, lateral movement, and privilege escalation, mapped to MITRE ATT&amp;CK TTPs, and wrote PICERL incident report with FIRST.org collaboration.</w:t>
       </w:r>
     </w:p>
     <w:p>
@@ -596,16 +598,16 @@
           <w:ilvl w:val="0"/>
           <w:numId w:val="2"/>
         </w:numPr>
-        <w:spacing w:before="13" w:after="33"/>
-      </w:pPr>
-      <w:r>
-        <w:rPr>
-          <w:rFonts w:ascii="Source Sans Pro" w:eastAsia="Source Sans Pro" w:hAnsi="Source Sans Pro" w:cs="Source Sans Pro"/>
-          <w:color w:val="000000"/>
-          <w:sz w:val="19"/>
-          <w:szCs w:val="19"/>
-        </w:rPr>
-        <w:t>Implemented typosquatting domain detector generating brand domain variants and checking live DNS resolution to catch brand-impersonation attacks.</w:t>
+        <w:spacing w:before="13" w:after="35"/>
+      </w:pPr>
+      <w:r>
+        <w:rPr>
+          <w:rFonts w:ascii="Source Sans Pro" w:eastAsia="Source Sans Pro" w:hAnsi="Source Sans Pro" w:cs="Source Sans Pro"/>
+          <w:color w:val="000000"/>
+          <w:sz w:val="19"/>
+          <w:szCs w:val="19"/>
+        </w:rPr>
+        <w:t>Developed SOAR-style detection pipeline using Python, ingesting Splunk alerts, enriching with VirusTotal API, and dispatching Telegram notifications with severity classification.</w:t>
       </w:r>
     </w:p>
     <w:p>
@@ -615,21 +617,21 @@
           <w:ilvl w:val="0"/>
           <w:numId w:val="2"/>
         </w:numPr>
-        <w:spacing w:before="13" w:after="33"/>
-      </w:pPr>
-      <w:r>
-        <w:rPr>
-          <w:rFonts w:ascii="Source Sans Pro" w:eastAsia="Source Sans Pro" w:hAnsi="Source Sans Pro" w:cs="Source Sans Pro"/>
-          <w:color w:val="000000"/>
-          <w:sz w:val="19"/>
-          <w:szCs w:val="19"/>
-        </w:rPr>
-        <w:t>Deployed Telegram bot interface for live IOC enrichment, supporting bulk CSV input/output and OSINT enrichment via theHarvester for domain profiling.</w:t>
-      </w:r>
-    </w:p>
-    <w:p>
-      <w:pPr>
-        <w:spacing w:before="20" w:after="20"/>
+        <w:spacing w:before="13" w:after="35"/>
+      </w:pPr>
+      <w:r>
+        <w:rPr>
+          <w:rFonts w:ascii="Source Sans Pro" w:eastAsia="Source Sans Pro" w:hAnsi="Source Sans Pro" w:cs="Source Sans Pro"/>
+          <w:color w:val="000000"/>
+          <w:sz w:val="19"/>
+          <w:szCs w:val="19"/>
+        </w:rPr>
+        <w:t>Converted detection logic to Sigma rules (detection-as-code) for enterprise SOCs; analyzed TCP/IP traffic in Wireshark for SYN scans, DNS tunnelling, and plaintext credential exposure.</w:t>
+      </w:r>
+    </w:p>
+    <w:p>
+      <w:pPr>
+        <w:spacing w:before="27" w:after="27"/>
       </w:pPr>
     </w:p>
     <w:p>
@@ -670,8 +672,9 @@
       </w:r>
       <w:r>
         <w:rPr>
-          <w:rFonts w:ascii="Source Sans Pro" w:eastAsia="Source Sans Pro" w:hAnsi="Source Sans Pro" w:cs="Source Sans Pro"/>
+          <w:rFonts w:ascii="Source Sans Pro Light" w:eastAsia="Source Sans Pro" w:hAnsi="Source Sans Pro Light" w:cs="Source Sans Pro"/>
           <w:i/>
+          <w:iCs/>
           <w:sz w:val="19"/>
           <w:szCs w:val="19"/>
         </w:rPr>
@@ -685,16 +688,16 @@
           <w:ilvl w:val="0"/>
           <w:numId w:val="2"/>
         </w:numPr>
-        <w:spacing w:before="13" w:after="33"/>
-      </w:pPr>
-      <w:r>
-        <w:rPr>
-          <w:rFonts w:ascii="Source Sans Pro" w:eastAsia="Source Sans Pro" w:hAnsi="Source Sans Pro" w:cs="Source Sans Pro"/>
-          <w:color w:val="000000"/>
-          <w:sz w:val="19"/>
-          <w:szCs w:val="19"/>
-        </w:rPr>
-        <w:t>Developed automated vulnerability assessment pipeline using Nessus and OpenVAS REST APIs in Python, generating CVE reports with CVSS severity classification and EPSS scoring from FIRST.org API.</w:t>
+        <w:spacing w:before="13" w:after="35"/>
+      </w:pPr>
+      <w:r>
+        <w:rPr>
+          <w:rFonts w:ascii="Source Sans Pro" w:eastAsia="Source Sans Pro" w:hAnsi="Source Sans Pro" w:cs="Source Sans Pro"/>
+          <w:color w:val="000000"/>
+          <w:sz w:val="19"/>
+          <w:szCs w:val="19"/>
+        </w:rPr>
+        <w:t>Developed automated vulnerability assessment pipeline integrating Nessus and OpenVAS REST APIs in Python, generating CVE reports with CVSS severity and EPSS context from FIRST.org API.</w:t>
       </w:r>
     </w:p>
     <w:p>
@@ -704,16 +707,16 @@
           <w:ilvl w:val="0"/>
           <w:numId w:val="2"/>
         </w:numPr>
-        <w:spacing w:before="13" w:after="33"/>
-      </w:pPr>
-      <w:r>
-        <w:rPr>
-          <w:rFonts w:ascii="Source Sans Pro" w:eastAsia="Source Sans Pro" w:hAnsi="Source Sans Pro" w:cs="Source Sans Pro"/>
-          <w:color w:val="000000"/>
-          <w:sz w:val="19"/>
-          <w:szCs w:val="19"/>
-        </w:rPr>
-        <w:t>Developed OWASP Top 10 automated web checker detecting injection, auth, and SSRF vulnerabilities via crafted HTTP requests.</w:t>
+        <w:spacing w:before="13" w:after="35"/>
+      </w:pPr>
+      <w:r>
+        <w:rPr>
+          <w:rFonts w:ascii="Source Sans Pro" w:eastAsia="Source Sans Pro" w:hAnsi="Source Sans Pro" w:cs="Source Sans Pro"/>
+          <w:color w:val="000000"/>
+          <w:sz w:val="19"/>
+          <w:szCs w:val="19"/>
+        </w:rPr>
+        <w:t>Developed OWASP Top 10 automated web checker to detect injection, auth, and SSRF vulnerabilities, documenting SQL injection remediation.</w:t>
       </w:r>
     </w:p>
     <w:p>
@@ -723,33 +726,24 @@
           <w:ilvl w:val="0"/>
           <w:numId w:val="2"/>
         </w:numPr>
-        <w:spacing w:before="13" w:after="33"/>
-      </w:pPr>
-      <w:r>
-        <w:rPr>
-          <w:rFonts w:ascii="Source Sans Pro" w:eastAsia="Source Sans Pro" w:hAnsi="Source Sans Pro" w:cs="Source Sans Pro"/>
-          <w:color w:val="000000"/>
-          <w:sz w:val="19"/>
-          <w:szCs w:val="19"/>
-        </w:rPr>
-        <w:t>Automated scan scheduling via Bash and cron; built delta-scan logic to flag new CVEs and calculate remediation SLA deadlines (Critical=24hrs, High=7 days, Medium=30 days).</w:t>
-      </w:r>
-    </w:p>
-    <w:p>
-      <w:pPr>
-        <w:pStyle w:val="ListParagraph"/>
-        <w:spacing w:before="20" w:after="20"/>
-        <w:ind w:left="450"/>
-      </w:pPr>
+        <w:spacing w:before="13" w:after="35"/>
+      </w:pPr>
+      <w:r>
+        <w:rPr>
+          <w:rFonts w:ascii="Source Sans Pro" w:eastAsia="Source Sans Pro" w:hAnsi="Source Sans Pro" w:cs="Source Sans Pro"/>
+          <w:color w:val="000000"/>
+          <w:sz w:val="19"/>
+          <w:szCs w:val="19"/>
+        </w:rPr>
+        <w:t>Automated scan scheduling via Bash and cron; built delta-scan logic to flag newly discovered CVEs and organize patch compliance (remediation tracking) tracking evidence.</w:t>
+      </w:r>
     </w:p>
     <w:p>
       <w:pPr>
         <w:pBdr>
           <w:bottom w:val="single" w:sz="6" w:space="1" w:color="000000"/>
         </w:pBdr>
-        <w:spacing w:before="116" w:after="0"/>
-      </w:pPr>
-      <w:r>
+        <w:spacing w:before="27" w:after="27"/>
         <w:rPr>
           <w:rFonts w:ascii="Source Sans Pro" w:eastAsia="Source Sans Pro" w:hAnsi="Source Sans Pro" w:cs="Source Sans Pro"/>
           <w:b/>
@@ -758,125 +752,16 @@
           <w:sz w:val="22"/>
           <w:szCs w:val="22"/>
         </w:rPr>
-        <w:t>Technical Skills</w:t>
-      </w:r>
-    </w:p>
-    <w:p>
-      <w:pPr>
-        <w:spacing w:before="48" w:after="48"/>
-      </w:pPr>
-      <w:r>
-        <w:rPr>
-          <w:rFonts w:ascii="Source Sans Pro" w:eastAsia="Source Sans Pro" w:hAnsi="Source Sans Pro" w:cs="Source Sans Pro"/>
-          <w:b/>
-          <w:sz w:val="19"/>
-          <w:szCs w:val="19"/>
-        </w:rPr>
-        <w:t xml:space="preserve">GRC &amp; Compliance: </w:t>
-      </w:r>
-      <w:r>
-        <w:rPr>
-          <w:rFonts w:ascii="Source Sans Pro" w:eastAsia="Source Sans Pro" w:hAnsi="Source Sans Pro" w:cs="Source Sans Pro"/>
-          <w:sz w:val="19"/>
-          <w:szCs w:val="19"/>
-        </w:rPr>
-        <w:t>NIST CSF, ISO 27001, PCI-DSS, GDPR/PDPB, SOX/ITGC, compliance monitoring</w:t>
-      </w:r>
-    </w:p>
-    <w:p>
-      <w:pPr>
-        <w:spacing w:before="48" w:after="48"/>
-      </w:pPr>
-      <w:r>
-        <w:rPr>
-          <w:rFonts w:ascii="Source Sans Pro" w:eastAsia="Source Sans Pro" w:hAnsi="Source Sans Pro" w:cs="Source Sans Pro"/>
-          <w:b/>
-          <w:sz w:val="19"/>
-          <w:szCs w:val="19"/>
-        </w:rPr>
-        <w:t xml:space="preserve">Risk &amp; Audit: </w:t>
-      </w:r>
-      <w:r>
-        <w:rPr>
-          <w:rFonts w:ascii="Source Sans Pro" w:eastAsia="Source Sans Pro" w:hAnsi="Source Sans Pro" w:cs="Source Sans Pro"/>
-          <w:sz w:val="19"/>
-          <w:szCs w:val="19"/>
-        </w:rPr>
-        <w:t>Risk assessment, control testing, audit documentation, vendor risk, RCSA basics</w:t>
-      </w:r>
-    </w:p>
-    <w:p>
-      <w:pPr>
-        <w:spacing w:before="48" w:after="48"/>
-      </w:pPr>
-      <w:r>
-        <w:rPr>
-          <w:rFonts w:ascii="Source Sans Pro" w:eastAsia="Source Sans Pro" w:hAnsi="Source Sans Pro" w:cs="Source Sans Pro"/>
-          <w:b/>
-          <w:sz w:val="19"/>
-          <w:szCs w:val="19"/>
-        </w:rPr>
-        <w:t xml:space="preserve">Fraud &amp; AML: </w:t>
-      </w:r>
-      <w:r>
-        <w:rPr>
-          <w:rFonts w:ascii="Source Sans Pro" w:eastAsia="Source Sans Pro" w:hAnsi="Source Sans Pro" w:cs="Source Sans Pro"/>
-          <w:sz w:val="19"/>
-          <w:szCs w:val="19"/>
-        </w:rPr>
-        <w:t>Transaction monitoring, AML typologies, KYC/CDD, sanctions screening</w:t>
-      </w:r>
-    </w:p>
-    <w:p>
-      <w:pPr>
-        <w:spacing w:before="48" w:after="48"/>
-      </w:pPr>
-      <w:r>
-        <w:rPr>
-          <w:rFonts w:ascii="Source Sans Pro" w:eastAsia="Source Sans Pro" w:hAnsi="Source Sans Pro" w:cs="Source Sans Pro"/>
-          <w:b/>
-          <w:sz w:val="19"/>
-          <w:szCs w:val="19"/>
-        </w:rPr>
-        <w:t xml:space="preserve">Systems &amp; Tools: </w:t>
-      </w:r>
-      <w:r>
-        <w:rPr>
-          <w:rFonts w:ascii="Source Sans Pro" w:eastAsia="Source Sans Pro" w:hAnsi="Source Sans Pro" w:cs="Source Sans Pro"/>
-          <w:sz w:val="19"/>
-          <w:szCs w:val="19"/>
-        </w:rPr>
-        <w:t>Windows internals, Linux fundamentals, Python, Excel, SQL (basic), TCP/IP basics</w:t>
-      </w:r>
-    </w:p>
-    <w:p>
-      <w:pPr>
-        <w:spacing w:before="48" w:after="48"/>
-      </w:pPr>
-      <w:r>
-        <w:rPr>
-          <w:rFonts w:ascii="Source Sans Pro" w:eastAsia="Source Sans Pro" w:hAnsi="Source Sans Pro" w:cs="Source Sans Pro"/>
-          <w:b/>
-          <w:sz w:val="19"/>
-          <w:szCs w:val="19"/>
-        </w:rPr>
-        <w:t xml:space="preserve">Frameworks: </w:t>
-      </w:r>
-      <w:r>
-        <w:rPr>
-          <w:rFonts w:ascii="Source Sans Pro" w:eastAsia="Source Sans Pro" w:hAnsi="Source Sans Pro" w:cs="Source Sans Pro"/>
-          <w:sz w:val="19"/>
-          <w:szCs w:val="19"/>
-        </w:rPr>
-        <w:t>MITRE ATT&amp;CK, OWASP Top 10, Incident Response (PICERL), audit trail documentation, threat intelligence</w:t>
-      </w:r>
+      </w:pPr>
     </w:p>
     <w:p>
       <w:pPr>
         <w:pBdr>
           <w:bottom w:val="single" w:sz="6" w:space="1" w:color="000000"/>
         </w:pBdr>
-        <w:spacing w:before="20" w:after="20"/>
+        <w:spacing w:before="128" w:after="0"/>
+      </w:pPr>
+      <w:r>
         <w:rPr>
           <w:rFonts w:ascii="Source Sans Pro" w:eastAsia="Source Sans Pro" w:hAnsi="Source Sans Pro" w:cs="Source Sans Pro"/>
           <w:b/>
@@ -885,14 +770,141 @@
           <w:sz w:val="22"/>
           <w:szCs w:val="22"/>
         </w:rPr>
-      </w:pPr>
+        <w:t>Technical Skills</w:t>
+      </w:r>
+    </w:p>
+    <w:p>
+      <w:pPr>
+        <w:spacing w:before="51" w:after="51"/>
+      </w:pPr>
+      <w:r>
+        <w:rPr>
+          <w:rFonts w:ascii="Source Sans Pro" w:eastAsia="Source Sans Pro" w:hAnsi="Source Sans Pro" w:cs="Source Sans Pro"/>
+          <w:b/>
+          <w:sz w:val="19"/>
+          <w:szCs w:val="19"/>
+        </w:rPr>
+        <w:t xml:space="preserve">SOC Operations: </w:t>
+      </w:r>
+      <w:r>
+        <w:rPr>
+          <w:rFonts w:ascii="Source Sans Pro" w:eastAsia="Source Sans Pro" w:hAnsi="Source Sans Pro" w:cs="Source Sans Pro"/>
+          <w:sz w:val="19"/>
+          <w:szCs w:val="19"/>
+        </w:rPr>
+        <w:t>Alert triage, incident investigation, log analysis, threat detection, escalation, false positive analysis</w:t>
+      </w:r>
+    </w:p>
+    <w:p>
+      <w:pPr>
+        <w:spacing w:before="51" w:after="51"/>
+      </w:pPr>
+      <w:r>
+        <w:rPr>
+          <w:rFonts w:ascii="Source Sans Pro" w:eastAsia="Source Sans Pro" w:hAnsi="Source Sans Pro" w:cs="Source Sans Pro"/>
+          <w:b/>
+          <w:sz w:val="19"/>
+          <w:szCs w:val="19"/>
+        </w:rPr>
+        <w:t xml:space="preserve">SIEM &amp; Monitoring: </w:t>
+      </w:r>
+      <w:r>
+        <w:rPr>
+          <w:rFonts w:ascii="Source Sans Pro" w:eastAsia="Source Sans Pro" w:hAnsi="Source Sans Pro" w:cs="Source Sans Pro"/>
+          <w:sz w:val="19"/>
+          <w:szCs w:val="19"/>
+        </w:rPr>
+        <w:t>Splunk (SPL), Elastic SIEM (basic), Windows Event Logs, Sysmon, Wireshark</w:t>
+      </w:r>
+    </w:p>
+    <w:p>
+      <w:pPr>
+        <w:spacing w:before="51" w:after="51"/>
+      </w:pPr>
+      <w:r>
+        <w:rPr>
+          <w:rFonts w:ascii="Source Sans Pro" w:eastAsia="Source Sans Pro" w:hAnsi="Source Sans Pro" w:cs="Source Sans Pro"/>
+          <w:b/>
+          <w:sz w:val="19"/>
+          <w:szCs w:val="19"/>
+        </w:rPr>
+        <w:t xml:space="preserve">Threat Intelligence: </w:t>
+      </w:r>
+      <w:r>
+        <w:rPr>
+          <w:rFonts w:ascii="Source Sans Pro" w:eastAsia="Source Sans Pro" w:hAnsi="Source Sans Pro" w:cs="Source Sans Pro"/>
+          <w:sz w:val="19"/>
+          <w:szCs w:val="19"/>
+        </w:rPr>
+        <w:t>MITRE ATT&amp;CK, IOC analysis, VirusTotal, OSINT enrichment, Cyber Kill Chain</w:t>
+      </w:r>
+    </w:p>
+    <w:p>
+      <w:pPr>
+        <w:spacing w:before="51" w:after="51"/>
+      </w:pPr>
+      <w:r>
+        <w:rPr>
+          <w:rFonts w:ascii="Source Sans Pro" w:eastAsia="Source Sans Pro" w:hAnsi="Source Sans Pro" w:cs="Source Sans Pro"/>
+          <w:b/>
+          <w:sz w:val="19"/>
+          <w:szCs w:val="19"/>
+        </w:rPr>
+        <w:t xml:space="preserve">Systems &amp; Networking: </w:t>
+      </w:r>
+      <w:r>
+        <w:rPr>
+          <w:rFonts w:ascii="Source Sans Pro" w:eastAsia="Source Sans Pro" w:hAnsi="Source Sans Pro" w:cs="Source Sans Pro"/>
+          <w:sz w:val="19"/>
+          <w:szCs w:val="19"/>
+        </w:rPr>
+        <w:t>Windows internals, Linux fundamentals, TCP/IP, DNS, HTTP/S, firewall and IDS/IPS concepts</w:t>
+      </w:r>
+    </w:p>
+    <w:p>
+      <w:pPr>
+        <w:spacing w:before="51" w:after="51"/>
+      </w:pPr>
+      <w:r>
+        <w:rPr>
+          <w:rFonts w:ascii="Source Sans Pro" w:eastAsia="Source Sans Pro" w:hAnsi="Source Sans Pro" w:cs="Source Sans Pro"/>
+          <w:b/>
+          <w:sz w:val="19"/>
+          <w:szCs w:val="19"/>
+        </w:rPr>
+        <w:t xml:space="preserve">Automation: </w:t>
+      </w:r>
+      <w:r>
+        <w:rPr>
+          <w:rFonts w:ascii="Source Sans Pro" w:eastAsia="Source Sans Pro" w:hAnsi="Source Sans Pro" w:cs="Source Sans Pro"/>
+          <w:sz w:val="19"/>
+          <w:szCs w:val="19"/>
+        </w:rPr>
+        <w:t>Python, Bash (basic), regular expressions, risk</w:t>
+      </w:r>
     </w:p>
     <w:p>
       <w:pPr>
         <w:pBdr>
           <w:bottom w:val="single" w:sz="6" w:space="1" w:color="000000"/>
         </w:pBdr>
-        <w:spacing w:before="116" w:after="0"/>
+        <w:spacing w:before="27" w:after="27"/>
+        <w:rPr>
+          <w:rFonts w:ascii="Source Sans Pro" w:eastAsia="Source Sans Pro" w:hAnsi="Source Sans Pro" w:cs="Source Sans Pro"/>
+          <w:b/>
+          <w:bCs/>
+          <w:color w:val="000000"/>
+          <w:sz w:val="22"/>
+          <w:szCs w:val="22"/>
+        </w:rPr>
+      </w:pPr>
+    </w:p>
+    <w:p>
+      <w:pPr>
+        <w:pBdr>
+          <w:bottom w:val="single" w:sz="6" w:space="1" w:color="000000"/>
+        </w:pBdr>
+        <w:spacing w:before="128" w:after="0"/>
       </w:pPr>
       <w:r>
         <w:rPr>
@@ -913,7 +925,7 @@
           <w:ilvl w:val="0"/>
           <w:numId w:val="2"/>
         </w:numPr>
-        <w:spacing w:before="13" w:after="33"/>
+        <w:spacing w:before="13" w:after="35"/>
       </w:pPr>
       <w:r>
         <w:rPr>
@@ -932,7 +944,7 @@
           <w:ilvl w:val="0"/>
           <w:numId w:val="2"/>
         </w:numPr>
-        <w:spacing w:before="13" w:after="33"/>
+        <w:spacing w:before="13" w:after="35"/>
       </w:pPr>
       <w:r>
         <w:rPr>
